--- a/supabase/functions/_shared/group-doc-templates/goreltech/group-package/v1/templates/expulsion_order.docx
+++ b/supabase/functions/_shared/group-doc-templates/goreltech/group-package/v1/templates/expulsion_order.docx
@@ -1783,7 +1783,7 @@
           <w:sz w:val="22"/>
           <w:szCs w:val="22"/>
         </w:rPr>
-        <w:t>Генеральный директор [[ORG_SHORT_NAME]] ________________________________ / [[ORG_DIRECTOR_SHORT]] /</w:t>
+        <w:t>[[SIGNATORY_POSITION]] [[ORG_SHORT_NAME]] ________________________________ / [[SIGNATORY_SHORT]] /</w:t>
       </w:r>
       <w:r>
         <w:rPr>
@@ -2543,7 +2543,7 @@
           <w:sz w:val="22"/>
           <w:szCs w:val="22"/>
         </w:rPr>
-        <w:t>Генеральный директор [[ORG_SHORT_NAME]] ________________________________ / [[ORG_DIRECTOR_SHORT]] /</w:t>
+        <w:t>[[SIGNATORY_POSITION]] [[ORG_SHORT_NAME]] ________________________________ / [[SIGNATORY_SHORT]] /</w:t>
       </w:r>
       <w:proofErr w:type="gramStart"/>
       <w:r>

--- a/supabase/functions/_shared/group-doc-templates/goreltech/group-package/v1/templates/expulsion_order.docx
+++ b/supabase/functions/_shared/group-doc-templates/goreltech/group-package/v1/templates/expulsion_order.docx
@@ -2355,7 +2355,7 @@
                 <w:sz w:val="20"/>
                 <w:szCs w:val="20"/>
               </w:rPr>
-              <w:t/>
+              <w:t>[[N]]</w:t>
             </w:r>
           </w:p>
         </w:tc>
@@ -2374,7 +2374,7 @@
               <w:rPr>
                 <w:rFonts w:ascii="Times New Roman" w:hAnsi="Times New Roman" w:cs="Times New Roman"/>
               </w:rPr>
-              <w:t/>
+              <w:t>[[STUDENT_NAME]]</w:t>
             </w:r>
           </w:p>
         </w:tc>
@@ -2393,7 +2393,7 @@
               <w:rPr>
                 <w:rFonts w:ascii="Times New Roman" w:hAnsi="Times New Roman" w:cs="Times New Roman"/>
               </w:rPr>
-              <w:t/>
+              <w:t>[[STUDENT_PROGRAM]]</w:t>
             </w:r>
           </w:p>
         </w:tc>
@@ -2412,7 +2412,7 @@
               <w:rPr>
                 <w:rFonts w:ascii="Times New Roman" w:hAnsi="Times New Roman" w:cs="Times New Roman"/>
               </w:rPr>
-              <w:t/>
+              <w:t>[[STUDENT_HOURS]]</w:t>
             </w:r>
           </w:p>
         </w:tc>
@@ -2431,7 +2431,7 @@
               <w:rPr>
                 <w:rFonts w:ascii="Times New Roman" w:hAnsi="Times New Roman" w:cs="Times New Roman"/>
               </w:rPr>
-              <w:t/>
+              <w:t>[[STUDENT_PERIOD]]</w:t>
             </w:r>
           </w:p>
         </w:tc>
@@ -2450,7 +2450,7 @@
               <w:rPr>
                 <w:rFonts w:ascii="Times New Roman" w:hAnsi="Times New Roman" w:cs="Times New Roman"/>
               </w:rPr>
-              <w:t/>
+              <w:t>[[STUDENT_BASIS]]</w:t>
             </w:r>
           </w:p>
         </w:tc>

--- a/supabase/functions/_shared/group-doc-templates/goreltech/group-package/v1/templates/expulsion_order.docx
+++ b/supabase/functions/_shared/group-doc-templates/goreltech/group-package/v1/templates/expulsion_order.docx
@@ -1774,6 +1774,13 @@
     <w:p>
       <w:pPr>
         <w:pStyle w:val="a7"/>
+        <w:keepNext/>
+        <w:tabs>
+          <w:tab w:val="center" w:pos="8000"/>
+          <w:tab w:val="center" w:pos="12800"/>
+        </w:tabs>
+        <w:ind w:left="0" w:right="0" w:firstLine="0" w:hanging="0" w:leftChars="0" w:rightChars="0" w:firstLineChars="0" w:hangingChars="0"/>
+        <w:jc w:val="left"/>
         <w:rPr>
           <w:sz w:val="20"/>
         </w:rPr>
@@ -1783,121 +1790,101 @@
           <w:sz w:val="22"/>
           <w:szCs w:val="22"/>
         </w:rPr>
-        <w:t>[[SIGNATORY_POSITION]] [[ORG_SHORT_NAME]] ________________________________ / [[SIGNATORY_SHORT]] /</w:t>
-      </w:r>
-      <w:r>
-        <w:rPr>
-          <w:sz w:val="22"/>
-          <w:szCs w:val="22"/>
-        </w:rPr>
-        <w:t/>
-      </w:r>
-      <w:proofErr w:type="gramStart"/>
-      <w:r>
-        <w:rPr>
-          <w:sz w:val="22"/>
-          <w:szCs w:val="22"/>
-        </w:rPr>
-        <w:t xml:space="preserve"/>
-      </w:r>
-      <w:r>
-        <w:rPr>
-          <w:sz w:val="20"/>
-        </w:rPr>
-        <w:t xml:space="preserve"/>
-      </w:r>
-      <w:proofErr w:type="gramEnd"/>
-      <w:r>
-        <w:rPr>
-          <w:sz w:val="20"/>
-        </w:rPr>
-        <w:t xml:space="preserve"/>
-      </w:r>
-      <w:r>
-        <w:rPr>
-          <w:sz w:val="20"/>
-        </w:rPr>
-        <w:t xml:space="preserve"/>
-      </w:r>
-      <w:r>
-        <w:rPr>
-          <w:sz w:val="20"/>
-        </w:rPr>
-        <w:t xml:space="preserve"/>
-      </w:r>
-      <w:r>
-        <w:rPr>
-          <w:sz w:val="20"/>
-        </w:rPr>
-        <w:t xml:space="preserve"/>
-      </w:r>
-      <w:r>
-        <w:rPr>
-          <w:sz w:val="20"/>
-        </w:rPr>
-        <w:t/>
-      </w:r>
-      <w:proofErr w:type="gramStart"/>
-      <w:r>
-        <w:rPr>
-          <w:sz w:val="20"/>
-        </w:rPr>
-        <w:t/>
-      </w:r>
-      <w:proofErr w:type="gramEnd"/>
-      <w:r>
-        <w:rPr>
-          <w:sz w:val="20"/>
-        </w:rPr>
-        <w:t/>
+        <w:t xml:space="preserve">[[SIGNATORY_POSITION]] [[ORG_SHORT_NAME]]</w:t>
       </w:r>
     </w:p>
     <w:p>
       <w:pPr>
         <w:pStyle w:val="a7"/>
+        <w:keepNext/>
+        <w:tabs>
+          <w:tab w:val="center" w:pos="8000"/>
+          <w:tab w:val="center" w:pos="12800"/>
+        </w:tabs>
+        <w:ind w:left="0" w:right="0" w:firstLine="0" w:hanging="0" w:leftChars="0" w:rightChars="0" w:firstLineChars="0" w:hangingChars="0"/>
+        <w:jc w:val="left"/>
         <w:rPr>
           <w:sz w:val="20"/>
         </w:rPr>
       </w:pPr>
       <w:r>
         <w:rPr>
-          <w:sz w:val="20"/>
-        </w:rPr>
-        <w:t xml:space="preserve">                                                                                                                                                                                                                      (</w:t>
-      </w:r>
-      <w:proofErr w:type="gramStart"/>
-      <w:r>
-        <w:rPr>
-          <w:sz w:val="20"/>
-        </w:rPr>
-        <w:t xml:space="preserve">ФИО)   </w:t>
-      </w:r>
-      <w:proofErr w:type="gramEnd"/>
-      <w:r>
-        <w:rPr>
-          <w:sz w:val="20"/>
-        </w:rPr>
-        <w:t xml:space="preserve">                               </w:t>
-      </w:r>
-      <w:proofErr w:type="gramStart"/>
-      <w:r>
-        <w:rPr>
-          <w:sz w:val="20"/>
-        </w:rPr>
-        <w:t xml:space="preserve">   </w:t>
-      </w:r>
-      <w:r>
-        <w:rPr>
-          <w:sz w:val="20"/>
-        </w:rPr>
-        <w:t>(</w:t>
-      </w:r>
-      <w:proofErr w:type="gramEnd"/>
-      <w:r>
-        <w:rPr>
-          <w:sz w:val="20"/>
-        </w:rPr>
-        <w:t>подпись)</w:t>
+          <w:sz w:val="22"/>
+          <w:szCs w:val="22"/>
+        </w:rPr>
+        <w:t xml:space="preserve"/>
+      </w:r>
+      <w:r>
+        <w:rPr>
+          <w:sz w:val="22"/>
+          <w:szCs w:val="22"/>
+        </w:rPr>
+        <w:tab/>
+      </w:r>
+      <w:r>
+        <w:rPr>
+          <w:sz w:val="22"/>
+          <w:szCs w:val="22"/>
+        </w:rPr>
+        <w:t xml:space="preserve">________________________________</w:t>
+      </w:r>
+      <w:r>
+        <w:rPr>
+          <w:sz w:val="22"/>
+          <w:szCs w:val="22"/>
+        </w:rPr>
+        <w:tab/>
+      </w:r>
+      <w:r>
+        <w:rPr>
+          <w:sz w:val="22"/>
+          <w:szCs w:val="22"/>
+        </w:rPr>
+        <w:t xml:space="preserve">[[SIGNATORY_SHORT]]</w:t>
+      </w:r>
+    </w:p>
+    <w:p>
+      <w:pPr>
+        <w:pStyle w:val="a7"/>
+        <w:tabs>
+          <w:tab w:val="center" w:pos="8000"/>
+          <w:tab w:val="center" w:pos="12800"/>
+        </w:tabs>
+        <w:ind w:left="0" w:right="0" w:firstLine="0" w:hanging="0" w:leftChars="0" w:rightChars="0" w:firstLineChars="0" w:hangingChars="0"/>
+        <w:jc w:val="left"/>
+        <w:rPr>
+          <w:sz w:val="20"/>
+        </w:rPr>
+      </w:pPr>
+      <w:r>
+        <w:rPr>
+          <w:sz w:val="20"/>
+        </w:rPr>
+        <w:t xml:space="preserve"/>
+      </w:r>
+      <w:r>
+        <w:rPr>
+          <w:sz w:val="20"/>
+        </w:rPr>
+        <w:tab/>
+      </w:r>
+      <w:r>
+        <w:rPr>
+          <w:sz w:val="20"/>
+        </w:rPr>
+        <w:t xml:space="preserve">(подпись)</w:t>
+      </w:r>
+      <w:r>
+        <w:rPr>
+          <w:sz w:val="20"/>
+        </w:rPr>
+        <w:tab/>
+      </w:r>
+      <w:r>
+        <w:rPr>
+          <w:sz w:val="20"/>
+        </w:rPr>
+        <w:t xml:space="preserve">(ФИО)</w:t>
       </w:r>
     </w:p>
     <w:p>
@@ -1911,7 +1898,13 @@
     <w:p>
       <w:pPr>
         <w:pStyle w:val="a7"/>
-        <w:jc w:val="right"/>
+        <w:keepNext/>
+        <w:tabs>
+          <w:tab w:val="center" w:pos="8000"/>
+          <w:tab w:val="center" w:pos="12800"/>
+        </w:tabs>
+        <w:ind w:left="0" w:right="0" w:firstLine="0" w:hanging="0" w:leftChars="0" w:rightChars="0" w:firstLineChars="0" w:hangingChars="0"/>
+        <w:jc w:val="left"/>
         <w:rPr>
           <w:sz w:val="20"/>
         </w:rPr>
@@ -1920,37 +1913,42 @@
         <w:rPr>
           <w:sz w:val="20"/>
         </w:rPr>
-        <w:t xml:space="preserve">                                                                                                                                                                                                         </w:t>
-      </w:r>
-      <w:r>
-        <w:rPr>
-          <w:sz w:val="20"/>
-        </w:rPr>
-        <w:t xml:space="preserve">                                        </w:t>
-      </w:r>
-      <w:r>
-        <w:rPr>
-          <w:sz w:val="20"/>
-        </w:rPr>
-        <w:t xml:space="preserve">        </w:t>
-      </w:r>
-      <w:r>
-        <w:rPr>
-          <w:sz w:val="20"/>
-        </w:rPr>
-        <w:t xml:space="preserve">    </w:t>
-      </w:r>
-      <w:r>
-        <w:rPr>
-          <w:sz w:val="20"/>
-        </w:rPr>
-        <w:t xml:space="preserve">    ____________________________</w:t>
+        <w:t xml:space="preserve"/>
+      </w:r>
+      <w:r>
+        <w:rPr>
+          <w:sz w:val="20"/>
+        </w:rPr>
+        <w:tab/>
+      </w:r>
+      <w:r>
+        <w:rPr>
+          <w:sz w:val="20"/>
+        </w:rPr>
+        <w:t xml:space="preserve"/>
+      </w:r>
+      <w:r>
+        <w:rPr>
+          <w:sz w:val="20"/>
+        </w:rPr>
+        <w:tab/>
+      </w:r>
+      <w:r>
+        <w:rPr>
+          <w:sz w:val="20"/>
+        </w:rPr>
+        <w:t xml:space="preserve">____________________________</w:t>
       </w:r>
     </w:p>
     <w:p>
       <w:pPr>
         <w:pStyle w:val="a7"/>
-        <w:jc w:val="center"/>
+        <w:tabs>
+          <w:tab w:val="center" w:pos="8000"/>
+          <w:tab w:val="center" w:pos="12800"/>
+        </w:tabs>
+        <w:ind w:left="0" w:right="0" w:firstLine="0" w:hanging="0" w:leftChars="0" w:rightChars="0" w:firstLineChars="0" w:hangingChars="0"/>
+        <w:jc w:val="left"/>
         <w:rPr>
           <w:sz w:val="20"/>
         </w:rPr>
@@ -1959,19 +1957,31 @@
         <w:rPr>
           <w:sz w:val="20"/>
         </w:rPr>
-        <w:t xml:space="preserve">                                                                                                                                                                                                                                                             </w:t>
-      </w:r>
-      <w:r>
-        <w:rPr>
-          <w:sz w:val="20"/>
-        </w:rPr>
-        <w:t xml:space="preserve"> </w:t>
-      </w:r>
-      <w:r>
-        <w:rPr>
-          <w:sz w:val="20"/>
-        </w:rPr>
-        <w:t>(дата)</w:t>
+        <w:t xml:space="preserve"/>
+      </w:r>
+      <w:r>
+        <w:rPr>
+          <w:sz w:val="20"/>
+        </w:rPr>
+        <w:tab/>
+      </w:r>
+      <w:r>
+        <w:rPr>
+          <w:sz w:val="20"/>
+        </w:rPr>
+        <w:t xml:space="preserve"/>
+      </w:r>
+      <w:r>
+        <w:rPr>
+          <w:sz w:val="20"/>
+        </w:rPr>
+        <w:tab/>
+      </w:r>
+      <w:r>
+        <w:rPr>
+          <w:sz w:val="20"/>
+        </w:rPr>
+        <w:t xml:space="preserve">(дата)</w:t>
       </w:r>
     </w:p>
     <w:p>
@@ -2051,7 +2061,6 @@
     </w:p>
     <w:p>
       <w:pPr>
-        <w:spacing w:before="2300"/>
         <w:keepNext/>
         <w:pStyle w:val="a7"/>
         <w:rPr>
@@ -2534,6 +2543,13 @@
     <w:p>
       <w:pPr>
         <w:pStyle w:val="a7"/>
+        <w:keepNext/>
+        <w:tabs>
+          <w:tab w:val="center" w:pos="8000"/>
+          <w:tab w:val="center" w:pos="12800"/>
+        </w:tabs>
+        <w:ind w:left="0" w:right="0" w:firstLine="0" w:hanging="0" w:leftChars="0" w:rightChars="0" w:firstLineChars="0" w:hangingChars="0"/>
+        <w:jc w:val="left"/>
         <w:rPr>
           <w:sz w:val="20"/>
         </w:rPr>
@@ -2543,120 +2559,68 @@
           <w:sz w:val="22"/>
           <w:szCs w:val="22"/>
         </w:rPr>
-        <w:t>[[SIGNATORY_POSITION]] [[ORG_SHORT_NAME]] ________________________________ / [[SIGNATORY_SHORT]] /</w:t>
-      </w:r>
-      <w:proofErr w:type="gramStart"/>
-      <w:r>
-        <w:rPr>
-          <w:sz w:val="22"/>
-          <w:szCs w:val="22"/>
-        </w:rPr>
-        <w:t/>
-      </w:r>
-      <w:r>
-        <w:rPr>
-          <w:sz w:val="20"/>
-        </w:rPr>
-        <w:t xml:space="preserve"/>
-      </w:r>
-      <w:proofErr w:type="gramEnd"/>
-      <w:r>
-        <w:rPr>
-          <w:sz w:val="20"/>
-        </w:rPr>
-        <w:t xml:space="preserve"/>
-      </w:r>
-      <w:r>
-        <w:rPr>
-          <w:sz w:val="20"/>
-        </w:rPr>
-        <w:t xml:space="preserve"/>
-      </w:r>
-      <w:r>
-        <w:rPr>
-          <w:sz w:val="20"/>
-        </w:rPr>
-        <w:t xml:space="preserve"/>
-      </w:r>
-      <w:r>
-        <w:rPr>
-          <w:sz w:val="20"/>
-        </w:rPr>
-        <w:t/>
-      </w:r>
-      <w:proofErr w:type="gramStart"/>
-      <w:r>
-        <w:rPr>
-          <w:sz w:val="20"/>
-        </w:rPr>
-        <w:t xml:space="preserve"/>
-      </w:r>
-      <w:r>
-        <w:rPr>
-          <w:sz w:val="20"/>
-        </w:rPr>
-        <w:t xml:space="preserve"/>
-      </w:r>
-      <w:proofErr w:type="gramEnd"/>
-      <w:r>
-        <w:rPr>
-          <w:sz w:val="20"/>
-        </w:rPr>
-        <w:t/>
+        <w:t xml:space="preserve">[[SIGNATORY_POSITION]] [[ORG_SHORT_NAME]]</w:t>
       </w:r>
     </w:p>
     <w:p>
       <w:pPr>
         <w:pStyle w:val="a7"/>
+        <w:keepNext/>
+        <w:tabs>
+          <w:tab w:val="center" w:pos="8000"/>
+          <w:tab w:val="center" w:pos="12800"/>
+        </w:tabs>
+        <w:ind w:left="0" w:right="0" w:firstLine="0" w:hanging="0" w:leftChars="0" w:rightChars="0" w:firstLineChars="0" w:hangingChars="0"/>
+        <w:jc w:val="left"/>
         <w:rPr>
           <w:sz w:val="20"/>
         </w:rPr>
       </w:pPr>
       <w:r>
         <w:rPr>
-          <w:sz w:val="20"/>
-        </w:rPr>
-        <w:t xml:space="preserve">                                                                                                                                                                                                                               (</w:t>
-      </w:r>
-      <w:proofErr w:type="gramStart"/>
-      <w:r>
-        <w:rPr>
-          <w:sz w:val="20"/>
-        </w:rPr>
-        <w:t xml:space="preserve">ФИО)   </w:t>
-      </w:r>
-      <w:proofErr w:type="gramEnd"/>
-      <w:r>
-        <w:rPr>
-          <w:sz w:val="20"/>
-        </w:rPr>
-        <w:t xml:space="preserve">                                  </w:t>
-      </w:r>
-      <w:proofErr w:type="gramStart"/>
-      <w:r>
-        <w:rPr>
-          <w:sz w:val="20"/>
-        </w:rPr>
-        <w:t xml:space="preserve">   </w:t>
-      </w:r>
-      <w:r>
-        <w:rPr>
-          <w:sz w:val="20"/>
-        </w:rPr>
-        <w:t>(</w:t>
-      </w:r>
-      <w:proofErr w:type="gramEnd"/>
-      <w:r>
-        <w:rPr>
-          <w:sz w:val="20"/>
-        </w:rPr>
-        <w:t>подпись)</w:t>
+          <w:sz w:val="22"/>
+          <w:szCs w:val="22"/>
+        </w:rPr>
+        <w:t xml:space="preserve"/>
+      </w:r>
+      <w:r>
+        <w:rPr>
+          <w:sz w:val="22"/>
+          <w:szCs w:val="22"/>
+        </w:rPr>
+        <w:tab/>
+      </w:r>
+      <w:r>
+        <w:rPr>
+          <w:sz w:val="22"/>
+          <w:szCs w:val="22"/>
+        </w:rPr>
+        <w:t xml:space="preserve">________________________________</w:t>
+      </w:r>
+      <w:r>
+        <w:rPr>
+          <w:sz w:val="22"/>
+          <w:szCs w:val="22"/>
+        </w:rPr>
+        <w:tab/>
+      </w:r>
+      <w:r>
+        <w:rPr>
+          <w:sz w:val="22"/>
+          <w:szCs w:val="22"/>
+        </w:rPr>
+        <w:t xml:space="preserve">[[SIGNATORY_SHORT]]</w:t>
       </w:r>
     </w:p>
     <w:p>
       <w:pPr>
         <w:pStyle w:val="a7"/>
-        <w:jc w:val="right"/>
+        <w:tabs>
+          <w:tab w:val="center" w:pos="8000"/>
+          <w:tab w:val="center" w:pos="12800"/>
+        </w:tabs>
+        <w:ind w:left="0" w:right="0" w:firstLine="0" w:hanging="0" w:leftChars="0" w:rightChars="0" w:firstLineChars="0" w:hangingChars="0"/>
+        <w:jc w:val="left"/>
         <w:rPr>
           <w:sz w:val="20"/>
         </w:rPr>
@@ -2665,25 +2629,87 @@
         <w:rPr>
           <w:sz w:val="20"/>
         </w:rPr>
-        <w:t xml:space="preserve">                                                                                                                                                                                                                    </w:t>
-      </w:r>
-      <w:r>
-        <w:rPr>
-          <w:sz w:val="20"/>
-        </w:rPr>
-        <w:t xml:space="preserve">      </w:t>
-      </w:r>
-      <w:r>
-        <w:rPr>
-          <w:sz w:val="20"/>
-        </w:rPr>
-        <w:br/>
-        <w:t xml:space="preserve">                                                                                                                                                                                                                                                                     ____________________________</w:t>
+        <w:t xml:space="preserve"/>
+      </w:r>
+      <w:r>
+        <w:rPr>
+          <w:sz w:val="20"/>
+        </w:rPr>
+        <w:tab/>
+      </w:r>
+      <w:r>
+        <w:rPr>
+          <w:sz w:val="20"/>
+        </w:rPr>
+        <w:t xml:space="preserve">(подпись)</w:t>
+      </w:r>
+      <w:r>
+        <w:rPr>
+          <w:sz w:val="20"/>
+        </w:rPr>
+        <w:tab/>
+      </w:r>
+      <w:r>
+        <w:rPr>
+          <w:sz w:val="20"/>
+        </w:rPr>
+        <w:t xml:space="preserve">(ФИО)</w:t>
       </w:r>
     </w:p>
     <w:p>
       <w:pPr>
         <w:pStyle w:val="a7"/>
+        <w:keepNext/>
+        <w:tabs>
+          <w:tab w:val="center" w:pos="8000"/>
+          <w:tab w:val="center" w:pos="12800"/>
+        </w:tabs>
+        <w:ind w:left="0" w:right="0" w:firstLine="0" w:hanging="0" w:leftChars="0" w:rightChars="0" w:firstLineChars="0" w:hangingChars="0"/>
+        <w:jc w:val="left"/>
+        <w:rPr>
+          <w:sz w:val="20"/>
+        </w:rPr>
+      </w:pPr>
+      <w:r>
+        <w:rPr>
+          <w:sz w:val="20"/>
+        </w:rPr>
+        <w:t xml:space="preserve"/>
+      </w:r>
+      <w:r>
+        <w:rPr>
+          <w:sz w:val="20"/>
+        </w:rPr>
+        <w:tab/>
+      </w:r>
+      <w:r>
+        <w:rPr>
+          <w:sz w:val="20"/>
+        </w:rPr>
+        <w:t xml:space="preserve"/>
+      </w:r>
+      <w:r>
+        <w:rPr>
+          <w:sz w:val="20"/>
+        </w:rPr>
+        <w:tab/>
+      </w:r>
+      <w:r>
+        <w:rPr>
+          <w:sz w:val="20"/>
+        </w:rPr>
+        <w:t xml:space="preserve">____________________________</w:t>
+      </w:r>
+    </w:p>
+    <w:p>
+      <w:pPr>
+        <w:pStyle w:val="a7"/>
+        <w:tabs>
+          <w:tab w:val="center" w:pos="8000"/>
+          <w:tab w:val="center" w:pos="12800"/>
+        </w:tabs>
+        <w:ind w:left="0" w:right="0" w:firstLine="0" w:hanging="0" w:leftChars="0" w:rightChars="0" w:firstLineChars="0" w:hangingChars="0"/>
+        <w:jc w:val="left"/>
         <w:rPr>
           <w:sz w:val="28"/>
           <w:szCs w:val="28"/>
@@ -2693,13 +2719,31 @@
         <w:rPr>
           <w:sz w:val="20"/>
         </w:rPr>
-        <w:t xml:space="preserve">                                                                                                                                                                                                                                                                                        </w:t>
-      </w:r>
-      <w:r>
-        <w:rPr>
-          <w:sz w:val="20"/>
-        </w:rPr>
-        <w:t>(дата)</w:t>
+        <w:t xml:space="preserve"/>
+      </w:r>
+      <w:r>
+        <w:rPr>
+          <w:sz w:val="20"/>
+        </w:rPr>
+        <w:tab/>
+      </w:r>
+      <w:r>
+        <w:rPr>
+          <w:sz w:val="20"/>
+        </w:rPr>
+        <w:t xml:space="preserve"/>
+      </w:r>
+      <w:r>
+        <w:rPr>
+          <w:sz w:val="20"/>
+        </w:rPr>
+        <w:tab/>
+      </w:r>
+      <w:r>
+        <w:rPr>
+          <w:sz w:val="20"/>
+        </w:rPr>
+        <w:t xml:space="preserve">(дата)</w:t>
       </w:r>
     </w:p>
     <w:sectPr>

--- a/supabase/functions/_shared/group-doc-templates/goreltech/group-package/v1/templates/expulsion_order.docx
+++ b/supabase/functions/_shared/group-doc-templates/goreltech/group-package/v1/templates/expulsion_order.docx
@@ -1801,7 +1801,7 @@
           <w:tab w:val="center" w:pos="8000"/>
           <w:tab w:val="center" w:pos="12800"/>
         </w:tabs>
-        <w:ind w:left="0" w:right="0" w:firstLine="0" w:hanging="0" w:leftChars="0" w:rightChars="0" w:firstLineChars="0" w:hangingChars="0"/>
+        <w:ind w:left="12800" w:right="0" w:hanging="12800" w:leftChars="0" w:rightChars="0" w:hangingChars="0"/>
         <w:jc w:val="left"/>
         <w:rPr>
           <w:sz w:val="20"/>
@@ -2570,7 +2570,7 @@
           <w:tab w:val="center" w:pos="8000"/>
           <w:tab w:val="center" w:pos="12800"/>
         </w:tabs>
-        <w:ind w:left="0" w:right="0" w:firstLine="0" w:hanging="0" w:leftChars="0" w:rightChars="0" w:firstLineChars="0" w:hangingChars="0"/>
+        <w:ind w:left="12800" w:right="0" w:hanging="12800" w:leftChars="0" w:rightChars="0" w:hangingChars="0"/>
         <w:jc w:val="left"/>
         <w:rPr>
           <w:sz w:val="20"/>
